--- a/packages/docs/static/decision-guides/charting.docx
+++ b/packages/docs/static/decision-guides/charting.docx
@@ -11,18 +11,18 @@
           <wp:inline>
             <wp:extent cx="5943600" cy="1289649"/>
             <wp:effectExtent b="0" l="0" r="0" t="0"/>
-            <wp:docPr descr="Medplum" title="" id="10" name="Picture"/>
+            <wp:docPr descr="Medplum" title="" id="21" name="Picture"/>
             <a:graphic>
               <a:graphicData uri="http://schemas.openxmlformats.org/drawingml/2006/picture">
                 <pic:pic>
                   <pic:nvPicPr>
-                    <pic:cNvPr descr="medplum-wordmark-grape.png" id="11" name="Picture"/>
+                    <pic:cNvPr descr="medplum-wordmark-grape.png" id="22" name="Picture"/>
                     <pic:cNvPicPr>
                       <a:picLocks noChangeArrowheads="1" noChangeAspect="1"/>
                     </pic:cNvPicPr>
                   </pic:nvPicPr>
                   <pic:blipFill>
-                    <a:blip r:embed="rId9"/>
+                    <a:blip r:embed="rId20"/>
                     <a:stretch>
                       <a:fillRect/>
                     </a:stretch>
@@ -49,7 +49,7 @@
         </w:drawing>
       </w:r>
     </w:p>
-    <w:bookmarkStart w:id="28" w:name="charting-decision-guide"/>
+    <w:bookmarkStart w:id="39" w:name="charting-decision-guide"/>
     <w:p>
       <w:pPr>
         <w:pStyle w:val="Heading1"/>
@@ -64,135 +64,135 @@
       </w:pPr>
       <w:r>
         <w:rPr>
+          <w:iCs/>
           <w:i/>
+        </w:rPr>
+        <w:t xml:space="preserve">Companion to the</w:t>
+      </w:r>
+      <w:r>
+        <w:rPr>
           <w:iCs/>
-        </w:rPr>
-        <w:t xml:space="preserve">Companion to the</w:t>
-      </w:r>
-      <w:r>
-        <w:rPr>
           <w:i/>
-          <w:iCs/>
         </w:rPr>
         <w:t xml:space="preserve"> </w:t>
       </w:r>
-      <w:hyperlink r:id="rId12">
+      <w:hyperlink r:id="rId23">
         <w:r>
           <w:rPr>
             <w:rStyle w:val="Hyperlink"/>
+            <w:iCs/>
             <w:i/>
-            <w:iCs/>
           </w:rPr>
           <w:t xml:space="preserve">Charting</w:t>
         </w:r>
       </w:hyperlink>
       <w:r>
         <w:rPr>
+          <w:iCs/>
           <w:i/>
+        </w:rPr>
+        <w:t xml:space="preserve"> </w:t>
+      </w:r>
+      <w:r>
+        <w:rPr>
           <w:iCs/>
+          <w:i/>
+        </w:rPr>
+        <w:t xml:space="preserve">docs (SOAP notes, diagnoses, vitals, allergies), plus</w:t>
+      </w:r>
+      <w:r>
+        <w:rPr>
+          <w:iCs/>
+          <w:i/>
         </w:rPr>
         <w:t xml:space="preserve"> </w:t>
       </w:r>
-      <w:r>
-        <w:rPr>
-          <w:i/>
-          <w:iCs/>
-        </w:rPr>
-        <w:t xml:space="preserve">docs (SOAP notes, diagnoses, vitals, allergies), plus</w:t>
-      </w:r>
-      <w:r>
-        <w:rPr>
-          <w:i/>
-          <w:iCs/>
-        </w:rPr>
-        <w:t xml:space="preserve"> </w:t>
-      </w:r>
-      <w:hyperlink r:id="rId13">
+      <w:hyperlink r:id="rId24">
         <w:r>
           <w:rPr>
             <w:rStyle w:val="Hyperlink"/>
+            <w:iCs/>
             <w:i/>
-            <w:iCs/>
           </w:rPr>
           <w:t xml:space="preserve">Provider Visits</w:t>
         </w:r>
       </w:hyperlink>
       <w:r>
         <w:rPr>
+          <w:iCs/>
           <w:i/>
+        </w:rPr>
+        <w:t xml:space="preserve">,</w:t>
+      </w:r>
+      <w:r>
+        <w:rPr>
           <w:iCs/>
-        </w:rPr>
-        <w:t xml:space="preserve">,</w:t>
-      </w:r>
-      <w:r>
-        <w:rPr>
           <w:i/>
-          <w:iCs/>
         </w:rPr>
         <w:t xml:space="preserve"> </w:t>
       </w:r>
-      <w:hyperlink r:id="rId14">
+      <w:hyperlink r:id="rId25">
         <w:r>
           <w:rPr>
             <w:rStyle w:val="Hyperlink"/>
+            <w:iCs/>
             <w:i/>
-            <w:iCs/>
           </w:rPr>
           <w:t xml:space="preserve">Structured Data Capture</w:t>
         </w:r>
       </w:hyperlink>
       <w:r>
         <w:rPr>
+          <w:iCs/>
           <w:i/>
+        </w:rPr>
+        <w:t xml:space="preserve">,</w:t>
+      </w:r>
+      <w:r>
+        <w:rPr>
           <w:iCs/>
-        </w:rPr>
-        <w:t xml:space="preserve">,</w:t>
-      </w:r>
-      <w:r>
-        <w:rPr>
           <w:i/>
-          <w:iCs/>
         </w:rPr>
         <w:t xml:space="preserve"> </w:t>
       </w:r>
-      <w:hyperlink r:id="rId15">
+      <w:hyperlink r:id="rId26">
         <w:r>
           <w:rPr>
             <w:rStyle w:val="VerbatimChar"/>
+            <w:iCs/>
             <w:i/>
-            <w:iCs/>
           </w:rPr>
           <w:t xml:space="preserve">PlanDefinition $apply</w:t>
         </w:r>
       </w:hyperlink>
       <w:r>
         <w:rPr>
+          <w:iCs/>
           <w:i/>
+        </w:rPr>
+        <w:t xml:space="preserve">, and</w:t>
+      </w:r>
+      <w:r>
+        <w:rPr>
           <w:iCs/>
-        </w:rPr>
-        <w:t xml:space="preserve">, and</w:t>
-      </w:r>
-      <w:r>
-        <w:rPr>
           <w:i/>
-          <w:iCs/>
         </w:rPr>
         <w:t xml:space="preserve"> </w:t>
       </w:r>
-      <w:hyperlink r:id="rId16">
+      <w:hyperlink r:id="rId27">
         <w:r>
           <w:rPr>
             <w:rStyle w:val="VerbatimChar"/>
+            <w:iCs/>
             <w:i/>
-            <w:iCs/>
           </w:rPr>
           <w:t xml:space="preserve">QuestionnaireResponse $extract</w:t>
         </w:r>
       </w:hyperlink>
       <w:r>
         <w:rPr>
+          <w:iCs/>
           <w:i/>
-          <w:iCs/>
         </w:rPr>
         <w:t xml:space="preserve">.</w:t>
       </w:r>
@@ -204,7 +204,7 @@
         </w:pict>
       </w:r>
     </w:p>
-    <w:bookmarkStart w:id="20" w:name="section-1-use-case-clinical-context"/>
+    <w:bookmarkStart w:id="31" w:name="section-1-use-case-clinical-context"/>
     <w:p>
       <w:pPr>
         <w:pStyle w:val="Heading2"/>
@@ -213,7 +213,7 @@
         <w:t xml:space="preserve">Section 1: Use Case &amp; Clinical Context</w:t>
       </w:r>
     </w:p>
-    <w:bookmarkStart w:id="17" w:name="what-care-setting-and-specialty"/>
+    <w:bookmarkStart w:id="28" w:name="what-care-setting-and-specialty"/>
     <w:p>
       <w:pPr>
         <w:pStyle w:val="Heading3"/>
@@ -224,11 +224,11 @@
     </w:p>
     <w:p>
       <w:pPr>
-        <w:pStyle w:val="Compact"/>
         <w:numPr>
           <w:ilvl w:val="0"/>
           <w:numId w:val="1001"/>
         </w:numPr>
+        <w:pStyle w:val="Compact"/>
       </w:pPr>
       <w:r>
         <w:t xml:space="preserve">Primary care</w:t>
@@ -236,11 +236,11 @@
     </w:p>
     <w:p>
       <w:pPr>
-        <w:pStyle w:val="Compact"/>
         <w:numPr>
           <w:ilvl w:val="0"/>
           <w:numId w:val="1001"/>
         </w:numPr>
+        <w:pStyle w:val="Compact"/>
       </w:pPr>
       <w:r>
         <w:t xml:space="preserve">Urgent care</w:t>
@@ -248,11 +248,11 @@
     </w:p>
     <w:p>
       <w:pPr>
-        <w:pStyle w:val="Compact"/>
         <w:numPr>
           <w:ilvl w:val="0"/>
           <w:numId w:val="1001"/>
         </w:numPr>
+        <w:pStyle w:val="Compact"/>
       </w:pPr>
       <w:r>
         <w:t xml:space="preserve">Specialty (cardiology, dermatology, orthopedics, etc.)</w:t>
@@ -260,11 +260,11 @@
     </w:p>
     <w:p>
       <w:pPr>
-        <w:pStyle w:val="Compact"/>
         <w:numPr>
           <w:ilvl w:val="0"/>
           <w:numId w:val="1001"/>
         </w:numPr>
+        <w:pStyle w:val="Compact"/>
       </w:pPr>
       <w:r>
         <w:t xml:space="preserve">Behavioral health</w:t>
@@ -272,11 +272,11 @@
     </w:p>
     <w:p>
       <w:pPr>
-        <w:pStyle w:val="Compact"/>
         <w:numPr>
           <w:ilvl w:val="0"/>
           <w:numId w:val="1001"/>
         </w:numPr>
+        <w:pStyle w:val="Compact"/>
       </w:pPr>
       <w:r>
         <w:t xml:space="preserve">Multi-specialty / mixed</w:t>
@@ -288,14 +288,14 @@
       </w:pPr>
       <w:r>
         <w:rPr>
+          <w:iCs/>
           <w:i/>
-          <w:iCs/>
         </w:rPr>
         <w:t xml:space="preserve">Why it matters: care settings have different visit templates and charting needs. Behavioral health leans on standardized screening instruments; primary care emphasizes vitals and preventive care; specialty care often runs on protocol-driven order sets. Shapes every Visit Template in §2.1.</w:t>
       </w:r>
     </w:p>
-    <w:bookmarkEnd w:id="17"/>
-    <w:bookmarkStart w:id="18" w:name="what-types-of-encounters-will-be-charted"/>
+    <w:bookmarkEnd w:id="28"/>
+    <w:bookmarkStart w:id="29" w:name="what-types-of-encounters-will-be-charted"/>
     <w:p>
       <w:pPr>
         <w:pStyle w:val="Heading3"/>
@@ -306,11 +306,11 @@
     </w:p>
     <w:p>
       <w:pPr>
-        <w:pStyle w:val="Compact"/>
         <w:numPr>
           <w:ilvl w:val="0"/>
           <w:numId w:val="1002"/>
         </w:numPr>
+        <w:pStyle w:val="Compact"/>
       </w:pPr>
       <w:r>
         <w:t xml:space="preserve">In-person visits</w:t>
@@ -318,11 +318,11 @@
     </w:p>
     <w:p>
       <w:pPr>
-        <w:pStyle w:val="Compact"/>
         <w:numPr>
           <w:ilvl w:val="0"/>
           <w:numId w:val="1002"/>
         </w:numPr>
+        <w:pStyle w:val="Compact"/>
       </w:pPr>
       <w:r>
         <w:t xml:space="preserve">Telehealth visits</w:t>
@@ -330,11 +330,11 @@
     </w:p>
     <w:p>
       <w:pPr>
-        <w:pStyle w:val="Compact"/>
         <w:numPr>
           <w:ilvl w:val="0"/>
           <w:numId w:val="1002"/>
         </w:numPr>
+        <w:pStyle w:val="Compact"/>
       </w:pPr>
       <w:r>
         <w:t xml:space="preserve">Async / messaging-based encounters</w:t>
@@ -342,11 +342,11 @@
     </w:p>
     <w:p>
       <w:pPr>
-        <w:pStyle w:val="Compact"/>
         <w:numPr>
           <w:ilvl w:val="0"/>
           <w:numId w:val="1002"/>
         </w:numPr>
+        <w:pStyle w:val="Compact"/>
       </w:pPr>
       <w:r>
         <w:t xml:space="preserve">Group visits</w:t>
@@ -354,11 +354,11 @@
     </w:p>
     <w:p>
       <w:pPr>
-        <w:pStyle w:val="Compact"/>
         <w:numPr>
           <w:ilvl w:val="0"/>
           <w:numId w:val="1002"/>
         </w:numPr>
+        <w:pStyle w:val="Compact"/>
       </w:pPr>
       <w:r>
         <w:t xml:space="preserve">Some combination</w:t>
@@ -370,14 +370,14 @@
       </w:pPr>
       <w:r>
         <w:rPr>
+          <w:iCs/>
           <w:i/>
-          <w:iCs/>
         </w:rPr>
         <w:t xml:space="preserve">Why it matters: encounter types may need distinct Visit Templates. Async encounters chart differently — the Subjective section may come from a messaging thread. Group visits raise the question of one note per patient vs. a shared note.</w:t>
       </w:r>
     </w:p>
-    <w:bookmarkEnd w:id="18"/>
-    <w:bookmarkStart w:id="19" w:name="X6b0464808ee0b08c579960e184a1baf38454b68"/>
+    <w:bookmarkEnd w:id="29"/>
+    <w:bookmarkStart w:id="30" w:name="X6b0464808ee0b08c579960e184a1baf38454b68"/>
     <w:p>
       <w:pPr>
         <w:pStyle w:val="Heading3"/>
@@ -388,11 +388,11 @@
     </w:p>
     <w:p>
       <w:pPr>
-        <w:pStyle w:val="Compact"/>
         <w:numPr>
           <w:ilvl w:val="0"/>
           <w:numId w:val="1003"/>
         </w:numPr>
+        <w:pStyle w:val="Compact"/>
       </w:pPr>
       <w:r>
         <w:t xml:space="preserve">What EHR or charting tool are clinicians coming from?</w:t>
@@ -400,11 +400,11 @@
     </w:p>
     <w:p>
       <w:pPr>
-        <w:pStyle w:val="Compact"/>
         <w:numPr>
           <w:ilvl w:val="0"/>
           <w:numId w:val="1003"/>
         </w:numPr>
+        <w:pStyle w:val="Compact"/>
       </w:pPr>
       <w:r>
         <w:t xml:space="preserve">What note formats or workflows do they want to preserve?</w:t>
@@ -412,11 +412,11 @@
     </w:p>
     <w:p>
       <w:pPr>
-        <w:pStyle w:val="Compact"/>
         <w:numPr>
           <w:ilvl w:val="0"/>
           <w:numId w:val="1003"/>
         </w:numPr>
+        <w:pStyle w:val="Compact"/>
       </w:pPr>
       <w:r>
         <w:t xml:space="preserve">What gaps drove the move?</w:t>
@@ -428,8 +428,8 @@
       </w:pPr>
       <w:r>
         <w:rPr>
+          <w:iCs/>
           <w:i/>
-          <w:iCs/>
         </w:rPr>
         <w:t xml:space="preserve">Why it matters: charting changes have high adoption risk. Knowing what clinicians expect to stay the same is as important as knowing what to improve.</w:t>
       </w:r>
@@ -441,9 +441,9 @@
         </w:pict>
       </w:r>
     </w:p>
-    <w:bookmarkEnd w:id="19"/>
-    <w:bookmarkEnd w:id="20"/>
-    <w:bookmarkStart w:id="27" w:name="section-2-key-decisions"/>
+    <w:bookmarkEnd w:id="30"/>
+    <w:bookmarkEnd w:id="31"/>
+    <w:bookmarkStart w:id="38" w:name="section-2-key-decisions"/>
     <w:p>
       <w:pPr>
         <w:pStyle w:val="Heading2"/>
@@ -452,7 +452,7 @@
         <w:t xml:space="preserve">Section 2: Key Decisions</w:t>
       </w:r>
     </w:p>
-    <w:bookmarkStart w:id="21" w:name="X5867a1e1c3a7e9a9e7812a99386f911286d4d65"/>
+    <w:bookmarkStart w:id="32" w:name="X5867a1e1c3a7e9a9e7812a99386f911286d4d65"/>
     <w:p>
       <w:pPr>
         <w:pStyle w:val="Heading3"/>
@@ -490,52 +490,52 @@
       </w:pPr>
       <w:r>
         <w:rPr>
+          <w:bCs/>
           <w:b/>
+        </w:rPr>
+        <w:t xml:space="preserve">⚠ Visit types are the bridge to scheduling.</w:t>
+      </w:r>
+      <w:r>
+        <w:t xml:space="preserve"> </w:t>
+      </w:r>
+      <w:r>
+        <w:t xml:space="preserve">A Visit Template links to a HealthcareService by</w:t>
+      </w:r>
+      <w:r>
+        <w:t xml:space="preserve"> </w:t>
+      </w:r>
+      <w:r>
+        <w:rPr>
+          <w:rStyle w:val="VerbatimChar"/>
+        </w:rPr>
+        <w:t xml:space="preserve">serviceType</w:t>
+      </w:r>
+      <w:r>
+        <w:t xml:space="preserve"> </w:t>
+      </w:r>
+      <w:r>
+        <w:t xml:space="preserve">code — the same code that drives scheduling. See the Scheduling Discovery and Decision Guide.</w:t>
+      </w:r>
+    </w:p>
+    <w:p>
+      <w:pPr>
+        <w:pStyle w:val="BodyText"/>
+      </w:pPr>
+      <w:r>
+        <w:rPr>
           <w:bCs/>
-        </w:rPr>
-        <w:t xml:space="preserve">⚠ Visit types are the bridge to scheduling.</w:t>
-      </w:r>
-      <w:r>
-        <w:t xml:space="preserve"> </w:t>
-      </w:r>
-      <w:r>
-        <w:t xml:space="preserve">A Visit Template links to a HealthcareService by</w:t>
-      </w:r>
-      <w:r>
-        <w:t xml:space="preserve"> </w:t>
-      </w:r>
-      <w:r>
-        <w:rPr>
-          <w:rStyle w:val="VerbatimChar"/>
-        </w:rPr>
-        <w:t xml:space="preserve">serviceType</w:t>
-      </w:r>
-      <w:r>
-        <w:t xml:space="preserve"> </w:t>
-      </w:r>
-      <w:r>
-        <w:t xml:space="preserve">code — the same code that drives scheduling. See the Scheduling Discovery and Decision Guide.</w:t>
-      </w:r>
-    </w:p>
-    <w:p>
-      <w:pPr>
-        <w:pStyle w:val="BodyText"/>
-      </w:pPr>
-      <w:r>
-        <w:rPr>
           <w:b/>
-          <w:bCs/>
         </w:rPr>
         <w:t xml:space="preserve">Questions:</w:t>
       </w:r>
     </w:p>
     <w:p>
       <w:pPr>
-        <w:pStyle w:val="Compact"/>
         <w:numPr>
           <w:ilvl w:val="0"/>
           <w:numId w:val="1004"/>
         </w:numPr>
+        <w:pStyle w:val="Compact"/>
       </w:pPr>
       <w:r>
         <w:t xml:space="preserve">What are the distinct visit types? (annual wellness, acute sick, behavioral health intake, post-op follow-up, specialty consult, etc.)</w:t>
@@ -543,11 +543,11 @@
     </w:p>
     <w:p>
       <w:pPr>
-        <w:pStyle w:val="Compact"/>
         <w:numPr>
           <w:ilvl w:val="0"/>
           <w:numId w:val="1004"/>
         </w:numPr>
+        <w:pStyle w:val="Compact"/>
       </w:pPr>
       <w:r>
         <w:t xml:space="preserve">For each visit type, what does the clinician do during the encounter?</w:t>
@@ -555,11 +555,11 @@
     </w:p>
     <w:p>
       <w:pPr>
-        <w:pStyle w:val="Compact"/>
         <w:numPr>
           <w:ilvl w:val="1"/>
           <w:numId w:val="1005"/>
         </w:numPr>
+        <w:pStyle w:val="Compact"/>
       </w:pPr>
       <w:r>
         <w:t xml:space="preserve">Measurements (vitals — BP, HR, weight, BMI, temp, SpO2)</w:t>
@@ -567,11 +567,11 @@
     </w:p>
     <w:p>
       <w:pPr>
-        <w:pStyle w:val="Compact"/>
         <w:numPr>
           <w:ilvl w:val="1"/>
           <w:numId w:val="1005"/>
         </w:numPr>
+        <w:pStyle w:val="Compact"/>
       </w:pPr>
       <w:r>
         <w:t xml:space="preserve">Screening instruments (PHQ-9, GAD-7, AUDIT, fall risk, pediatric screens)</w:t>
@@ -579,11 +579,11 @@
     </w:p>
     <w:p>
       <w:pPr>
-        <w:pStyle w:val="Compact"/>
         <w:numPr>
           <w:ilvl w:val="1"/>
           <w:numId w:val="1005"/>
         </w:numPr>
+        <w:pStyle w:val="Compact"/>
       </w:pPr>
       <w:r>
         <w:t xml:space="preserve">Orders (labs, imaging, referrals, prescriptions)</w:t>
@@ -591,11 +591,11 @@
     </w:p>
     <w:p>
       <w:pPr>
-        <w:pStyle w:val="Compact"/>
         <w:numPr>
           <w:ilvl w:val="1"/>
           <w:numId w:val="1005"/>
         </w:numPr>
+        <w:pStyle w:val="Compact"/>
       </w:pPr>
       <w:r>
         <w:t xml:space="preserve">Narrative documentation</w:t>
@@ -603,11 +603,11 @@
     </w:p>
     <w:p>
       <w:pPr>
-        <w:pStyle w:val="Compact"/>
         <w:numPr>
           <w:ilvl w:val="1"/>
           <w:numId w:val="1005"/>
         </w:numPr>
+        <w:pStyle w:val="Compact"/>
       </w:pPr>
       <w:r>
         <w:t xml:space="preserve">Review of patient history (problem list, allergies, meds)</w:t>
@@ -619,8 +619,8 @@
       </w:pPr>
       <w:r>
         <w:rPr>
+          <w:bCs/>
           <w:b/>
-          <w:bCs/>
         </w:rPr>
         <w:t xml:space="preserve">What the answers drive:</w:t>
       </w:r>
@@ -637,8 +637,9 @@
       <w:tblPr>
         <w:tblStyle w:val="Table"/>
         <w:tblW w:w="9360" w:type="dxa"/>
+        <w:tblLook w:firstRow="1" w:lastRow="0" w:firstColumn="0" w:lastColumn="0" w:noHBand="0" w:noVBand="0" w:val="0020"/>
+        <w:jc w:val="start"/>
         <w:tblLayout w:type="fixed"/>
-        <w:tblLook w:firstRow="1" w:lastRow="0" w:firstColumn="0" w:lastColumn="0" w:noHBand="0" w:noVBand="0" w:val="0020"/>
       </w:tblPr>
       <w:tblGrid>
         <w:gridCol w:w="4441"/>
@@ -647,7 +648,7 @@
       <w:tr>
         <w:trPr>
           <w:cantSplit/>
-          <w:tblHeader w:val="on"/>
+          <w:tblHeader w:val="true"/>
         </w:trPr>
         <w:tc>
           <w:tcPr/>
@@ -809,7 +810,13 @@
               <w:t xml:space="preserve"> </w:t>
             </w:r>
             <w:r>
-              <w:t xml:space="preserve">‘Assessment’</w:t>
+              <w:t xml:space="preserve">‘</w:t>
+            </w:r>
+            <w:r>
+              <w:t xml:space="preserve">Assessment</w:t>
+            </w:r>
+            <w:r>
+              <w:t xml:space="preserve">’</w:t>
             </w:r>
             <w:r>
               <w:t xml:space="preserve"> </w:t>
@@ -865,8 +872,8 @@
         </w:pict>
       </w:r>
     </w:p>
-    <w:bookmarkEnd w:id="21"/>
-    <w:bookmarkStart w:id="23" w:name="how-structured-should-the-chart-be"/>
+    <w:bookmarkEnd w:id="32"/>
+    <w:bookmarkStart w:id="34" w:name="how-structured-should-the-chart-be"/>
     <w:p>
       <w:pPr>
         <w:pStyle w:val="Heading3"/>
@@ -881,8 +888,8 @@
       </w:pPr>
       <w:r>
         <w:rPr>
+          <w:bCs/>
           <w:b/>
-          <w:bCs/>
         </w:rPr>
         <w:t xml:space="preserve">Medplum Recommendation:</w:t>
       </w:r>
@@ -895,7 +902,7 @@
       <w:r>
         <w:t xml:space="preserve"> </w:t>
       </w:r>
-      <w:hyperlink r:id="rId22">
+      <w:hyperlink r:id="rId33">
         <w:r>
           <w:rPr>
             <w:rStyle w:val="Hyperlink"/>
@@ -925,37 +932,37 @@
       </w:pPr>
       <w:r>
         <w:rPr>
+          <w:bCs/>
           <w:b/>
+        </w:rPr>
+        <w:t xml:space="preserve">⚠ Recommended pattern.</w:t>
+      </w:r>
+      <w:r>
+        <w:t xml:space="preserve"> </w:t>
+      </w:r>
+      <w:r>
+        <w:t xml:space="preserve">Surface a patient sidebar (problem list, allergies, active medications) alongside the active note, with inline edit.</w:t>
+      </w:r>
+    </w:p>
+    <w:p>
+      <w:pPr>
+        <w:pStyle w:val="BodyText"/>
+      </w:pPr>
+      <w:r>
+        <w:rPr>
           <w:bCs/>
-        </w:rPr>
-        <w:t xml:space="preserve">⚠ Recommended pattern.</w:t>
-      </w:r>
-      <w:r>
-        <w:t xml:space="preserve"> </w:t>
-      </w:r>
-      <w:r>
-        <w:t xml:space="preserve">Surface a patient sidebar (problem list, allergies, active medications) alongside the active note, with inline edit.</w:t>
-      </w:r>
-    </w:p>
-    <w:p>
-      <w:pPr>
-        <w:pStyle w:val="BodyText"/>
-      </w:pPr>
-      <w:r>
-        <w:rPr>
           <w:b/>
-          <w:bCs/>
         </w:rPr>
         <w:t xml:space="preserve">Questions:</w:t>
       </w:r>
     </w:p>
     <w:p>
       <w:pPr>
-        <w:pStyle w:val="Compact"/>
         <w:numPr>
           <w:ilvl w:val="0"/>
           <w:numId w:val="1006"/>
         </w:numPr>
+        <w:pStyle w:val="Compact"/>
       </w:pPr>
       <w:r>
         <w:t xml:space="preserve">For each visit type from §2.1, what mix of structured forms vs. free-text does the workflow require?</w:t>
@@ -963,11 +970,11 @@
     </w:p>
     <w:p>
       <w:pPr>
-        <w:pStyle w:val="Compact"/>
         <w:numPr>
           <w:ilvl w:val="0"/>
           <w:numId w:val="1006"/>
         </w:numPr>
+        <w:pStyle w:val="Compact"/>
       </w:pPr>
       <w:r>
         <w:t xml:space="preserve">Are orders placed inline within the chart, or in a separate orders area?</w:t>
@@ -979,8 +986,8 @@
       </w:pPr>
       <w:r>
         <w:rPr>
+          <w:bCs/>
           <w:b/>
-          <w:bCs/>
         </w:rPr>
         <w:t xml:space="preserve">What the answers drive:</w:t>
       </w:r>
@@ -989,8 +996,9 @@
       <w:tblPr>
         <w:tblStyle w:val="Table"/>
         <w:tblW w:w="9360" w:type="dxa"/>
+        <w:tblLook w:firstRow="1" w:lastRow="0" w:firstColumn="0" w:lastColumn="0" w:noHBand="0" w:noVBand="0" w:val="0020"/>
+        <w:jc w:val="start"/>
         <w:tblLayout w:type="fixed"/>
-        <w:tblLook w:firstRow="1" w:lastRow="0" w:firstColumn="0" w:lastColumn="0" w:noHBand="0" w:noVBand="0" w:val="0020"/>
       </w:tblPr>
       <w:tblGrid>
         <w:gridCol w:w="2412"/>
@@ -1000,7 +1008,7 @@
       <w:tr>
         <w:trPr>
           <w:cantSplit/>
-          <w:tblHeader w:val="on"/>
+          <w:tblHeader w:val="true"/>
         </w:trPr>
         <w:tc>
           <w:tcPr/>
@@ -1129,8 +1137,8 @@
         </w:pict>
       </w:r>
     </w:p>
-    <w:bookmarkEnd w:id="23"/>
-    <w:bookmarkStart w:id="24" w:name="X5adc9c6238bb5dfd2d9d53b6e8f4a256fd3b32d"/>
+    <w:bookmarkEnd w:id="34"/>
+    <w:bookmarkStart w:id="35" w:name="X5adc9c6238bb5dfd2d9d53b6e8f4a256fd3b32d"/>
     <w:p>
       <w:pPr>
         <w:pStyle w:val="Heading3"/>
@@ -1145,50 +1153,50 @@
       </w:pPr>
       <w:r>
         <w:rPr>
+          <w:bCs/>
           <w:b/>
+        </w:rPr>
+        <w:t xml:space="preserve">Medplum Recommendation:</w:t>
+      </w:r>
+      <w:r>
+        <w:t xml:space="preserve"> </w:t>
+      </w:r>
+      <w:r>
+        <w:t xml:space="preserve">always parse — without parsing, form data isn’t queryable for analytics, alerting, or dashboards. The decision is</w:t>
+      </w:r>
+      <w:r>
+        <w:t xml:space="preserve"> </w:t>
+      </w:r>
+      <w:r>
+        <w:rPr>
+          <w:iCs/>
+          <w:i/>
+        </w:rPr>
+        <w:t xml:space="preserve">how</w:t>
+      </w:r>
+      <w:r>
+        <w:t xml:space="preserve">, driven by parsing complexity.</w:t>
+      </w:r>
+    </w:p>
+    <w:p>
+      <w:pPr>
+        <w:pStyle w:val="BodyText"/>
+      </w:pPr>
+      <w:r>
+        <w:rPr>
           <w:bCs/>
-        </w:rPr>
-        <w:t xml:space="preserve">Medplum Recommendation:</w:t>
-      </w:r>
-      <w:r>
-        <w:t xml:space="preserve"> </w:t>
-      </w:r>
-      <w:r>
-        <w:t xml:space="preserve">always parse — without parsing, form data isn’t queryable for analytics, alerting, or dashboards. The decision is</w:t>
-      </w:r>
-      <w:r>
-        <w:t xml:space="preserve"> </w:t>
-      </w:r>
-      <w:r>
-        <w:rPr>
-          <w:i/>
-          <w:iCs/>
-        </w:rPr>
-        <w:t xml:space="preserve">how</w:t>
-      </w:r>
-      <w:r>
-        <w:t xml:space="preserve">, driven by parsing complexity.</w:t>
-      </w:r>
-    </w:p>
-    <w:p>
-      <w:pPr>
-        <w:pStyle w:val="BodyText"/>
-      </w:pPr>
-      <w:r>
-        <w:rPr>
           <w:b/>
-          <w:bCs/>
         </w:rPr>
         <w:t xml:space="preserve">Questions:</w:t>
       </w:r>
     </w:p>
     <w:p>
       <w:pPr>
-        <w:pStyle w:val="Compact"/>
         <w:numPr>
           <w:ilvl w:val="0"/>
           <w:numId w:val="1007"/>
         </w:numPr>
+        <w:pStyle w:val="Compact"/>
       </w:pPr>
       <w:r>
         <w:t xml:space="preserve">Does parsing need complex conditional behavior (score thresholds, external calls, multi-resource creation)?</w:t>
@@ -1200,8 +1208,8 @@
       </w:pPr>
       <w:r>
         <w:rPr>
+          <w:bCs/>
           <w:b/>
-          <w:bCs/>
         </w:rPr>
         <w:t xml:space="preserve">What the answers drive:</w:t>
       </w:r>
@@ -1210,8 +1218,9 @@
       <w:tblPr>
         <w:tblStyle w:val="Table"/>
         <w:tblW w:w="9360" w:type="dxa"/>
+        <w:tblLook w:firstRow="1" w:lastRow="0" w:firstColumn="0" w:lastColumn="0" w:noHBand="0" w:noVBand="0" w:val="0020"/>
+        <w:jc w:val="start"/>
         <w:tblLayout w:type="fixed"/>
-        <w:tblLook w:firstRow="1" w:lastRow="0" w:firstColumn="0" w:lastColumn="0" w:noHBand="0" w:noVBand="0" w:val="0020"/>
       </w:tblPr>
       <w:tblGrid>
         <w:gridCol w:w="3790"/>
@@ -1220,7 +1229,7 @@
       <w:tr>
         <w:trPr>
           <w:cantSplit/>
-          <w:tblHeader w:val="on"/>
+          <w:tblHeader w:val="true"/>
         </w:trPr>
         <w:tc>
           <w:tcPr/>
@@ -1272,30 +1281,30 @@
             </w:pPr>
             <w:r>
               <w:rPr>
+                <w:bCs/>
                 <w:b/>
-                <w:bCs/>
               </w:rPr>
               <w:t xml:space="preserve">SDC +</w:t>
             </w:r>
             <w:r>
               <w:rPr>
+                <w:bCs/>
                 <w:b/>
-                <w:bCs/>
               </w:rPr>
               <w:t xml:space="preserve"> </w:t>
             </w:r>
             <w:r>
               <w:rPr>
                 <w:rStyle w:val="VerbatimChar"/>
+                <w:bCs/>
                 <w:b/>
-                <w:bCs/>
               </w:rPr>
               <w:t xml:space="preserve">$extract</w:t>
             </w:r>
             <w:r>
               <w:rPr>
+                <w:bCs/>
                 <w:b/>
-                <w:bCs/>
               </w:rPr>
               <w:t xml:space="preserve">.</w:t>
             </w:r>
@@ -1348,8 +1357,8 @@
             </w:pPr>
             <w:r>
               <w:rPr>
+                <w:bCs/>
                 <w:b/>
-                <w:bCs/>
               </w:rPr>
               <w:t xml:space="preserve">Subscription + Bot.</w:t>
             </w:r>
@@ -1370,8 +1379,8 @@
         </w:pict>
       </w:r>
     </w:p>
-    <w:bookmarkEnd w:id="24"/>
-    <w:bookmarkStart w:id="25" w:name="what-are-the-signing-requirements"/>
+    <w:bookmarkEnd w:id="35"/>
+    <w:bookmarkStart w:id="36" w:name="what-are-the-signing-requirements"/>
     <w:p>
       <w:pPr>
         <w:pStyle w:val="Heading3"/>
@@ -1409,19 +1418,19 @@
       </w:pPr>
       <w:r>
         <w:rPr>
+          <w:bCs/>
           <w:b/>
-          <w:bCs/>
         </w:rPr>
         <w:t xml:space="preserve">Questions:</w:t>
       </w:r>
     </w:p>
     <w:p>
       <w:pPr>
-        <w:pStyle w:val="Compact"/>
         <w:numPr>
           <w:ilvl w:val="0"/>
           <w:numId w:val="1008"/>
         </w:numPr>
+        <w:pStyle w:val="Compact"/>
       </w:pPr>
       <w:r>
         <w:t xml:space="preserve">Is co-signing required (attending co-signs resident, provider co-signs scribe)?</w:t>
@@ -1429,11 +1438,11 @@
     </w:p>
     <w:p>
       <w:pPr>
-        <w:pStyle w:val="Compact"/>
         <w:numPr>
           <w:ilvl w:val="0"/>
           <w:numId w:val="1008"/>
         </w:numPr>
+        <w:pStyle w:val="Compact"/>
       </w:pPr>
       <w:r>
         <w:t xml:space="preserve">Should signing lock immediately, or leave a post-sign editable window?</w:t>
@@ -1441,11 +1450,11 @@
     </w:p>
     <w:p>
       <w:pPr>
-        <w:pStyle w:val="Compact"/>
         <w:numPr>
           <w:ilvl w:val="0"/>
           <w:numId w:val="1008"/>
         </w:numPr>
+        <w:pStyle w:val="Compact"/>
       </w:pPr>
       <w:r>
         <w:t xml:space="preserve">Will amendments be possible / needed after a chart is locked?</w:t>
@@ -1453,11 +1462,11 @@
     </w:p>
     <w:p>
       <w:pPr>
-        <w:pStyle w:val="Compact"/>
         <w:numPr>
           <w:ilvl w:val="0"/>
           <w:numId w:val="1008"/>
         </w:numPr>
+        <w:pStyle w:val="Compact"/>
       </w:pPr>
       <w:r>
         <w:t xml:space="preserve">Is a queryable audit trail of every signing event required?</w:t>
@@ -1469,8 +1478,8 @@
       </w:pPr>
       <w:r>
         <w:rPr>
+          <w:bCs/>
           <w:b/>
-          <w:bCs/>
         </w:rPr>
         <w:t xml:space="preserve">What the answers drive:</w:t>
       </w:r>
@@ -1479,8 +1488,9 @@
       <w:tblPr>
         <w:tblStyle w:val="Table"/>
         <w:tblW w:w="9360" w:type="dxa"/>
+        <w:tblLook w:firstRow="1" w:lastRow="0" w:firstColumn="0" w:lastColumn="0" w:noHBand="0" w:noVBand="0" w:val="0020"/>
+        <w:jc w:val="start"/>
         <w:tblLayout w:type="fixed"/>
-        <w:tblLook w:firstRow="1" w:lastRow="0" w:firstColumn="0" w:lastColumn="0" w:noHBand="0" w:noVBand="0" w:val="0020"/>
       </w:tblPr>
       <w:tblGrid>
         <w:gridCol w:w="3289"/>
@@ -1489,7 +1499,7 @@
       <w:tr>
         <w:trPr>
           <w:cantSplit/>
-          <w:tblHeader w:val="on"/>
+          <w:tblHeader w:val="true"/>
         </w:trPr>
         <w:tc>
           <w:tcPr/>
@@ -1693,8 +1703,8 @@
         </w:pict>
       </w:r>
     </w:p>
-    <w:bookmarkEnd w:id="25"/>
-    <w:bookmarkStart w:id="26" w:name="who-owns-and-edits-visit-templates"/>
+    <w:bookmarkEnd w:id="36"/>
+    <w:bookmarkStart w:id="37" w:name="who-owns-and-edits-visit-templates"/>
     <w:p>
       <w:pPr>
         <w:pStyle w:val="Heading3"/>
@@ -1709,61 +1719,61 @@
       </w:pPr>
       <w:r>
         <w:rPr>
+          <w:bCs/>
           <w:b/>
+        </w:rPr>
+        <w:t xml:space="preserve">Default:</w:t>
+      </w:r>
+      <w:r>
+        <w:t xml:space="preserve"> </w:t>
+      </w:r>
+      <w:r>
+        <w:t xml:space="preserve">engineering implements template changes from a spec maintained by clinical operations — clinical ops owns</w:t>
+      </w:r>
+      <w:r>
+        <w:t xml:space="preserve"> </w:t>
+      </w:r>
+      <w:r>
+        <w:rPr>
+          <w:iCs/>
+          <w:i/>
+        </w:rPr>
+        <w:t xml:space="preserve">what</w:t>
+      </w:r>
+      <w:r>
+        <w:t xml:space="preserve"> </w:t>
+      </w:r>
+      <w:r>
+        <w:t xml:space="preserve">should change, engineering implements via API or migration scripts. Works well when changes are infrequent or warrant review.</w:t>
+      </w:r>
+    </w:p>
+    <w:p>
+      <w:pPr>
+        <w:pStyle w:val="BodyText"/>
+      </w:pPr>
+      <w:r>
+        <w:t xml:space="preserve">If clinical ops needs to edit directly, the Medplum App provides a builder interface out of the box. It’s relatively bare-bones (FHIR-shaped), so customers wanting a more visual or user-friendly experience for non-technical users can build a custom admin UI on top.</w:t>
+      </w:r>
+    </w:p>
+    <w:p>
+      <w:pPr>
+        <w:pStyle w:val="BodyText"/>
+      </w:pPr>
+      <w:r>
+        <w:rPr>
           <w:bCs/>
-        </w:rPr>
-        <w:t xml:space="preserve">Default:</w:t>
-      </w:r>
-      <w:r>
-        <w:t xml:space="preserve"> </w:t>
-      </w:r>
-      <w:r>
-        <w:t xml:space="preserve">engineering implements template changes from a spec maintained by clinical operations — clinical ops owns</w:t>
-      </w:r>
-      <w:r>
-        <w:t xml:space="preserve"> </w:t>
-      </w:r>
-      <w:r>
-        <w:rPr>
-          <w:i/>
-          <w:iCs/>
-        </w:rPr>
-        <w:t xml:space="preserve">what</w:t>
-      </w:r>
-      <w:r>
-        <w:t xml:space="preserve"> </w:t>
-      </w:r>
-      <w:r>
-        <w:t xml:space="preserve">should change, engineering implements via API or migration scripts. Works well when changes are infrequent or warrant review.</w:t>
-      </w:r>
-    </w:p>
-    <w:p>
-      <w:pPr>
-        <w:pStyle w:val="BodyText"/>
-      </w:pPr>
-      <w:r>
-        <w:t xml:space="preserve">If clinical ops needs to edit directly, the Medplum App provides a builder interface out of the box. It’s relatively bare-bones (FHIR-shaped), so customers wanting a more visual or user-friendly experience for non-technical users can build a custom admin UI on top.</w:t>
-      </w:r>
-    </w:p>
-    <w:p>
-      <w:pPr>
-        <w:pStyle w:val="BodyText"/>
-      </w:pPr>
-      <w:r>
-        <w:rPr>
           <w:b/>
-          <w:bCs/>
         </w:rPr>
         <w:t xml:space="preserve">Questions:</w:t>
       </w:r>
     </w:p>
     <w:p>
       <w:pPr>
-        <w:pStyle w:val="Compact"/>
         <w:numPr>
           <w:ilvl w:val="0"/>
           <w:numId w:val="1009"/>
         </w:numPr>
+        <w:pStyle w:val="Compact"/>
       </w:pPr>
       <w:r>
         <w:t xml:space="preserve">Will engineering implement template changes from a clinical-ops spec, or does clinical ops need to edit directly?</w:t>
@@ -1775,8 +1785,8 @@
       </w:pPr>
       <w:r>
         <w:rPr>
+          <w:bCs/>
           <w:b/>
-          <w:bCs/>
         </w:rPr>
         <w:t xml:space="preserve">What the answers drive:</w:t>
       </w:r>
@@ -1785,8 +1795,9 @@
       <w:tblPr>
         <w:tblStyle w:val="Table"/>
         <w:tblW w:w="9360" w:type="dxa"/>
+        <w:tblLook w:firstRow="1" w:lastRow="0" w:firstColumn="0" w:lastColumn="0" w:noHBand="0" w:noVBand="0" w:val="0020"/>
+        <w:jc w:val="start"/>
         <w:tblLayout w:type="fixed"/>
-        <w:tblLook w:firstRow="1" w:lastRow="0" w:firstColumn="0" w:lastColumn="0" w:noHBand="0" w:noVBand="0" w:val="0020"/>
       </w:tblPr>
       <w:tblGrid>
         <w:gridCol w:w="4640"/>
@@ -1795,7 +1806,7 @@
       <w:tr>
         <w:trPr>
           <w:cantSplit/>
-          <w:tblHeader w:val="on"/>
+          <w:tblHeader w:val="true"/>
         </w:trPr>
         <w:tc>
           <w:tcPr/>
@@ -1881,9 +1892,9 @@
         </w:tc>
       </w:tr>
     </w:tbl>
-    <w:bookmarkEnd w:id="26"/>
-    <w:bookmarkEnd w:id="27"/>
-    <w:bookmarkEnd w:id="28"/>
+    <w:bookmarkEnd w:id="37"/>
+    <w:bookmarkEnd w:id="38"/>
+    <w:bookmarkEnd w:id="39"/>
     <w:p/>
     <w:sectPr>
       <w:pgSz w:h="15840" w:w="12240"/>
@@ -1922,14 +1933,14 @@
 <file path=word/numbering.xml><?xml version="1.0" encoding="utf-8"?>
 <w:numbering xmlns:w="http://schemas.openxmlformats.org/wordprocessingml/2006/main">
   <w:abstractNum w:abstractNumId="990">
-    <w:nsid w:val="0000A990"/>
+    <w:nsid w:val="A990"/>
     <w:multiLevelType w:val="multilevel"/>
     <w:lvl w:ilvl="0">
       <w:numFmt w:val="bullet"/>
       <w:lvlText w:val=" "/>
       <w:lvlJc w:val="left"/>
       <w:pPr>
-        <w:ind w:left="720" w:hanging="360"/>
+        <w:ind w:left="720" w:hanging="480"/>
       </w:pPr>
     </w:lvl>
     <w:lvl w:ilvl="1">
@@ -1937,7 +1948,7 @@
       <w:lvlText w:val=" "/>
       <w:lvlJc w:val="left"/>
       <w:pPr>
-        <w:ind w:left="1440" w:hanging="360"/>
+        <w:ind w:left="1440" w:hanging="480"/>
       </w:pPr>
     </w:lvl>
     <w:lvl w:ilvl="2">
@@ -1945,7 +1956,7 @@
       <w:lvlText w:val=" "/>
       <w:lvlJc w:val="left"/>
       <w:pPr>
-        <w:ind w:left="2160" w:hanging="360"/>
+        <w:ind w:left="2160" w:hanging="480"/>
       </w:pPr>
     </w:lvl>
     <w:lvl w:ilvl="3">
@@ -1953,7 +1964,7 @@
       <w:lvlText w:val=" "/>
       <w:lvlJc w:val="left"/>
       <w:pPr>
-        <w:ind w:left="2880" w:hanging="360"/>
+        <w:ind w:left="2880" w:hanging="480"/>
       </w:pPr>
     </w:lvl>
     <w:lvl w:ilvl="4">
@@ -1961,7 +1972,7 @@
       <w:lvlText w:val=" "/>
       <w:lvlJc w:val="left"/>
       <w:pPr>
-        <w:ind w:left="3600" w:hanging="360"/>
+        <w:ind w:left="3600" w:hanging="480"/>
       </w:pPr>
     </w:lvl>
     <w:lvl w:ilvl="5">
@@ -1969,7 +1980,7 @@
       <w:lvlText w:val=" "/>
       <w:lvlJc w:val="left"/>
       <w:pPr>
-        <w:ind w:left="4320" w:hanging="360"/>
+        <w:ind w:left="4320" w:hanging="480"/>
       </w:pPr>
     </w:lvl>
     <w:lvl w:ilvl="6">
@@ -1977,7 +1988,7 @@
       <w:lvlText w:val=" "/>
       <w:lvlJc w:val="left"/>
       <w:pPr>
-        <w:ind w:left="5040" w:hanging="360"/>
+        <w:ind w:left="5040" w:hanging="480"/>
       </w:pPr>
     </w:lvl>
     <w:lvl w:ilvl="7">
@@ -1985,7 +1996,7 @@
       <w:lvlText w:val=" "/>
       <w:lvlJc w:val="left"/>
       <w:pPr>
-        <w:ind w:left="5760" w:hanging="360"/>
+        <w:ind w:left="5760" w:hanging="480"/>
       </w:pPr>
     </w:lvl>
     <w:lvl w:ilvl="8">
@@ -1993,111 +2004,84 @@
       <w:lvlText w:val=" "/>
       <w:lvlJc w:val="left"/>
       <w:pPr>
-        <w:ind w:left="6480" w:hanging="360"/>
+        <w:ind w:left="6480" w:hanging="480"/>
       </w:pPr>
     </w:lvl>
   </w:abstractNum>
   <w:abstractNum w:abstractNumId="991">
-    <w:nsid w:val="0000A991"/>
+    <w:nsid w:val="A991"/>
     <w:multiLevelType w:val="multilevel"/>
     <w:lvl w:ilvl="0">
       <w:numFmt w:val="bullet"/>
-      <w:lvlText w:val=""/>
+      <w:lvlText w:val="•"/>
       <w:lvlJc w:val="left"/>
       <w:pPr>
-        <w:ind w:left="720" w:hanging="360"/>
-      </w:pPr>
-      <w:rPr>
-        <w:rFonts w:ascii="Symbol" w:hAnsi="Symbol" w:cs="Symbol" w:hint="default"/>
-      </w:rPr>
+        <w:ind w:left="720" w:hanging="480"/>
+      </w:pPr>
     </w:lvl>
     <w:lvl w:ilvl="1">
       <w:numFmt w:val="bullet"/>
-      <w:lvlText w:val="o"/>
+      <w:lvlText w:val="–"/>
       <w:lvlJc w:val="left"/>
       <w:pPr>
-        <w:ind w:left="1440" w:hanging="360"/>
-      </w:pPr>
-      <w:rPr>
-        <w:rFonts w:ascii="Courier New" w:hAnsi="Courier New" w:cs="Courier New" w:hint="default"/>
-      </w:rPr>
+        <w:ind w:left="1440" w:hanging="480"/>
+      </w:pPr>
     </w:lvl>
     <w:lvl w:ilvl="2">
       <w:numFmt w:val="bullet"/>
-      <w:lvlText w:val=""/>
+      <w:lvlText w:val="•"/>
       <w:lvlJc w:val="left"/>
       <w:pPr>
-        <w:ind w:left="2160" w:hanging="360"/>
-      </w:pPr>
-      <w:rPr>
-        <w:rFonts w:ascii="Wingdings" w:hAnsi="Wingdings" w:cs="Wingdings" w:hint="default"/>
-      </w:rPr>
+        <w:ind w:left="2160" w:hanging="480"/>
+      </w:pPr>
     </w:lvl>
     <w:lvl w:ilvl="3">
       <w:numFmt w:val="bullet"/>
-      <w:lvlText w:val=""/>
+      <w:lvlText w:val="–"/>
       <w:lvlJc w:val="left"/>
       <w:pPr>
-        <w:ind w:left="2880" w:hanging="360"/>
-      </w:pPr>
-      <w:rPr>
-        <w:rFonts w:ascii="Symbol" w:hAnsi="Symbol" w:cs="Symbol" w:hint="default"/>
-      </w:rPr>
+        <w:ind w:left="2880" w:hanging="480"/>
+      </w:pPr>
     </w:lvl>
     <w:lvl w:ilvl="4">
       <w:numFmt w:val="bullet"/>
-      <w:lvlText w:val="o"/>
+      <w:lvlText w:val="•"/>
       <w:lvlJc w:val="left"/>
       <w:pPr>
-        <w:ind w:left="3600" w:hanging="360"/>
-      </w:pPr>
-      <w:rPr>
-        <w:rFonts w:ascii="Courier New" w:hAnsi="Courier New" w:cs="Courier New" w:hint="default"/>
-      </w:rPr>
+        <w:ind w:left="3600" w:hanging="480"/>
+      </w:pPr>
     </w:lvl>
     <w:lvl w:ilvl="5">
       <w:numFmt w:val="bullet"/>
-      <w:lvlText w:val=""/>
+      <w:lvlText w:val="–"/>
       <w:lvlJc w:val="left"/>
       <w:pPr>
-        <w:ind w:left="4320" w:hanging="360"/>
-      </w:pPr>
-      <w:rPr>
-        <w:rFonts w:ascii="Wingdings" w:hAnsi="Wingdings" w:cs="Wingdings" w:hint="default"/>
-      </w:rPr>
+        <w:ind w:left="4320" w:hanging="480"/>
+      </w:pPr>
     </w:lvl>
     <w:lvl w:ilvl="6">
       <w:numFmt w:val="bullet"/>
-      <w:lvlText w:val=""/>
+      <w:lvlText w:val="•"/>
       <w:lvlJc w:val="left"/>
       <w:pPr>
-        <w:ind w:left="5040" w:hanging="360"/>
-      </w:pPr>
-      <w:rPr>
-        <w:rFonts w:ascii="Symbol" w:hAnsi="Symbol" w:cs="Symbol" w:hint="default"/>
-      </w:rPr>
+        <w:ind w:left="5040" w:hanging="480"/>
+      </w:pPr>
     </w:lvl>
     <w:lvl w:ilvl="7">
       <w:numFmt w:val="bullet"/>
-      <w:lvlText w:val="o"/>
+      <w:lvlText w:val="–"/>
       <w:lvlJc w:val="left"/>
       <w:pPr>
-        <w:ind w:left="5760" w:hanging="360"/>
-      </w:pPr>
-      <w:rPr>
-        <w:rFonts w:ascii="Courier New" w:hAnsi="Courier New" w:cs="Courier New" w:hint="default"/>
-      </w:rPr>
+        <w:ind w:left="5760" w:hanging="480"/>
+      </w:pPr>
     </w:lvl>
     <w:lvl w:ilvl="8">
       <w:numFmt w:val="bullet"/>
-      <w:lvlText w:val=""/>
+      <w:lvlText w:val="•"/>
       <w:lvlJc w:val="left"/>
       <w:pPr>
-        <w:ind w:left="6480" w:hanging="360"/>
-      </w:pPr>
-      <w:rPr>
-        <w:rFonts w:ascii="Wingdings" w:hAnsi="Wingdings" w:cs="Wingdings" w:hint="default"/>
-      </w:rPr>
+        <w:ind w:left="6480" w:hanging="480"/>
+      </w:pPr>
     </w:lvl>
   </w:abstractNum>
   <w:num w:numId="1000">
@@ -2809,8 +2793,8 @@
     <w:name w:val="KeywordTok"/>
     <w:basedOn w:val="VerbatimChar"/>
     <w:rPr>
+      <w:color w:val="007020"/>
       <w:b/>
-      <w:color w:val="007020"/>
     </w:rPr>
   </w:style>
   <w:style w:type="character" w:customStyle="1" w:styleId="DataTypeTok">
@@ -2887,42 +2871,42 @@
     <w:name w:val="ImportTok"/>
     <w:basedOn w:val="VerbatimChar"/>
     <w:rPr>
+      <w:color w:val="008000"/>
       <w:b/>
-      <w:color w:val="008000"/>
     </w:rPr>
   </w:style>
   <w:style w:type="character" w:customStyle="1" w:styleId="CommentTok">
     <w:name w:val="CommentTok"/>
     <w:basedOn w:val="VerbatimChar"/>
     <w:rPr>
+      <w:color w:val="60a0b0"/>
       <w:i/>
-      <w:color w:val="60a0b0"/>
     </w:rPr>
   </w:style>
   <w:style w:type="character" w:customStyle="1" w:styleId="DocumentationTok">
     <w:name w:val="DocumentationTok"/>
     <w:basedOn w:val="VerbatimChar"/>
     <w:rPr>
+      <w:color w:val="ba2121"/>
       <w:i/>
-      <w:color w:val="ba2121"/>
     </w:rPr>
   </w:style>
   <w:style w:type="character" w:customStyle="1" w:styleId="AnnotationTok">
     <w:name w:val="AnnotationTok"/>
     <w:basedOn w:val="VerbatimChar"/>
     <w:rPr>
+      <w:color w:val="60a0b0"/>
       <w:b/>
       <w:i/>
-      <w:color w:val="60a0b0"/>
     </w:rPr>
   </w:style>
   <w:style w:type="character" w:customStyle="1" w:styleId="CommentVarTok">
     <w:name w:val="CommentVarTok"/>
     <w:basedOn w:val="VerbatimChar"/>
     <w:rPr>
+      <w:color w:val="60a0b0"/>
       <w:b/>
       <w:i/>
-      <w:color w:val="60a0b0"/>
     </w:rPr>
   </w:style>
   <w:style w:type="character" w:customStyle="1" w:styleId="OtherTok">
@@ -2950,8 +2934,8 @@
     <w:name w:val="ControlFlowTok"/>
     <w:basedOn w:val="VerbatimChar"/>
     <w:rPr>
+      <w:color w:val="007020"/>
       <w:b/>
-      <w:color w:val="007020"/>
     </w:rPr>
   </w:style>
   <w:style w:type="character" w:customStyle="1" w:styleId="OperatorTok">
@@ -2996,34 +2980,34 @@
     <w:name w:val="InformationTok"/>
     <w:basedOn w:val="VerbatimChar"/>
     <w:rPr>
+      <w:color w:val="60a0b0"/>
       <w:b/>
       <w:i/>
-      <w:color w:val="60a0b0"/>
     </w:rPr>
   </w:style>
   <w:style w:type="character" w:customStyle="1" w:styleId="WarningTok">
     <w:name w:val="WarningTok"/>
     <w:basedOn w:val="VerbatimChar"/>
     <w:rPr>
+      <w:color w:val="60a0b0"/>
       <w:b/>
       <w:i/>
-      <w:color w:val="60a0b0"/>
     </w:rPr>
   </w:style>
   <w:style w:type="character" w:customStyle="1" w:styleId="AlertTok">
     <w:name w:val="AlertTok"/>
     <w:basedOn w:val="VerbatimChar"/>
     <w:rPr>
+      <w:color w:val="ff0000"/>
       <w:b/>
-      <w:color w:val="ff0000"/>
     </w:rPr>
   </w:style>
   <w:style w:type="character" w:customStyle="1" w:styleId="ErrorTok">
     <w:name w:val="ErrorTok"/>
     <w:basedOn w:val="VerbatimChar"/>
     <w:rPr>
+      <w:color w:val="ff0000"/>
       <w:b/>
-      <w:color w:val="ff0000"/>
     </w:rPr>
   </w:style>
   <w:style w:type="character" w:customStyle="1" w:styleId="NormalTok">
